--- a/manuscript/mineral_pathway_spaceflight.docx
+++ b/manuscript/mineral_pathway_spaceflight.docx
@@ -96,7 +96,7 @@
         <w:t xml:space="preserve"> </w:t>
       </w:r>
       <w:r>
-        <w:t xml:space="preserve">0.05), including copper-dependent enzymes (APP up, LOX/LOXL1 down), magnesium-binding S100 proteins (S100A8/A9/A12 down), and the calcium channel CACNA1D (down, log</w:t>
+        <w:t xml:space="preserve">0.05), including copper-dependent enzymes (APP up, LOX/LOXL1 down), calcium-binding S100 proteins (S100A8/A9/A12 down), and the calcium channel CACNA1D (down, log</w:t>
       </w:r>
       <m:oMath>
         <m:sSub>
@@ -924,7 +924,7 @@
               <w:jc w:val="right"/>
             </w:pPr>
             <w:r>
-              <w:t xml:space="preserve">71</w:t>
+              <w:t xml:space="preserve">81</w:t>
             </w:r>
           </w:p>
         </w:tc>
@@ -1080,7 +1080,7 @@
               <w:jc w:val="right"/>
             </w:pPr>
             <w:r>
-              <w:t xml:space="preserve">29</w:t>
+              <w:t xml:space="preserve">19</w:t>
             </w:r>
           </w:p>
         </w:tc>
@@ -2104,7 +2104,7 @@
         <w:t xml:space="preserve"> </w:t>
       </w:r>
       <w:r>
-        <w:t xml:space="preserve">(magnesium-binding, log</w:t>
+        <w:t xml:space="preserve">(calcium-binding, log</w:t>
       </w:r>
       <m:oMath>
         <m:sSub>
@@ -2160,7 +2160,7 @@
       <w:r>
         <w:drawing>
           <wp:inline>
-            <wp:extent cx="4533900" cy="5754007"/>
+            <wp:extent cx="4533900" cy="5764852"/>
             <wp:effectExtent b="0" l="0" r="0" t="0"/>
             <wp:docPr descr="" title="" id="27" name="Picture"/>
             <a:graphic>
@@ -2181,7 +2181,7 @@
                   <pic:spPr bwMode="auto">
                     <a:xfrm>
                       <a:off x="0" y="0"/>
-                      <a:ext cx="4533900" cy="5754007"/>
+                      <a:ext cx="4533900" cy="5764852"/>
                     </a:xfrm>
                     <a:prstGeom prst="rect">
                       <a:avLst/>
@@ -2217,7 +2217,7 @@
       <w:r>
         <w:drawing>
           <wp:inline>
-            <wp:extent cx="4800600" cy="3829492"/>
+            <wp:extent cx="4800600" cy="3840157"/>
             <wp:effectExtent b="0" l="0" r="0" t="0"/>
             <wp:docPr descr="" title="" id="31" name="Picture"/>
             <a:graphic>
@@ -2238,7 +2238,7 @@
                   <pic:spPr bwMode="auto">
                     <a:xfrm>
                       <a:off x="0" y="0"/>
-                      <a:ext cx="4800600" cy="3829492"/>
+                      <a:ext cx="4800600" cy="3840157"/>
                     </a:xfrm>
                     <a:prstGeom prst="rect">
                       <a:avLst/>
@@ -3154,7 +3154,7 @@
         <w:t xml:space="preserve"> </w:t>
       </w:r>
       <w:r>
-        <w:t xml:space="preserve">= 1.0). Among the 41 astronaut DE genes with rodent orthologs, 51.2% showed concordant directionality — at chance level. Mineral-specific concordance ranged from 0% (zinc, sodium, phosphorus, manganese) to 14% (magnesium).</w:t>
+        <w:t xml:space="preserve">= 1.0). Among the 41 astronaut DE genes with rodent orthologs, 51.2% showed concordant directionality — at chance level. Mineral-specific concordance ranged from 0% (zinc, sodium, phosphorus, manganese) to 9% (copper).</w:t>
       </w:r>
     </w:p>
     <w:p>
@@ -3317,7 +3317,7 @@
         </w:r>
       </w:hyperlink>
       <w:r>
-        <w:t xml:space="preserve">) integrates five panels: (A) KEGG pathway expression changes across flight comparisons, (B) mineral-pathway gene set sizes, (C) up/down-regulated DE genes per mineral, (D) cross-species concordance scatter plot, and (E) top 25 mineral-pathway DE genes. The atlas reveals that copper and magnesium pathways show the most consistent dysregulation across omics layers, while calcium signaling genes show the largest individual fold changes.</w:t>
+        <w:t xml:space="preserve">) integrates five panels: (A) KEGG pathway expression changes across flight comparisons, (B) mineral-pathway gene set sizes, (C) up/down-regulated DE genes per mineral, (D) cross-species concordance scatter plot, and (E) top 25 mineral-pathway DE genes. The atlas reveals that copper and calcium pathways show the most consistent dysregulation across omics layers; in the calcium set this reflects down-regulation of the calcium-binding S100 proteins alongside calcium signaling genes with the largest individual fold changes.</w:t>
       </w:r>
     </w:p>
     <w:bookmarkStart w:id="55" w:name="fig:atlas"/>
@@ -3511,13 +3511,13 @@
       </w:r>
     </w:p>
     <w:bookmarkEnd w:id="62"/>
-    <w:bookmarkStart w:id="63" w:name="magnesium-binding-s100-proteins"/>
+    <w:bookmarkStart w:id="63" w:name="calcium-binding-s100-proteins"/>
     <w:p>
       <w:pPr>
         <w:pStyle w:val="Heading2"/>
       </w:pPr>
       <w:r>
-        <w:t xml:space="preserve">Magnesium-Binding S100 Proteins</w:t>
+        <w:t xml:space="preserve">Calcium-Binding S100 Proteins</w:t>
       </w:r>
     </w:p>
     <w:p>
@@ -3525,13 +3525,45 @@
         <w:pStyle w:val="FirstParagraph"/>
       </w:pPr>
       <w:r>
-        <w:t xml:space="preserve">The S100 family of magnesium-binding proteins (S100A8, S100A9, S100A12) showed consistent down-regulation in proteomics. S100A8/A9 form the calprotectin heterodimer, which plays roles in innate immunity and inflammation</w:t>
-      </w:r>
-      <w:r>
-        <w:t xml:space="preserve"> </w:t>
-      </w:r>
-      <w:r>
-        <w:t xml:space="preserve">. Their suppression may reflect the anti-inflammatory environment of microgravity or altered magnesium availability. Magnesium is a cofactor for over 300 enzymes, and S100 proteins require magnesium for their structural integrity and function.</w:t>
+        <w:t xml:space="preserve">The S100 family of calcium-binding proteins (S100A8, S100A9, S100A12) showed consistent down-regulation in proteomics. S100A8/A9 form the calprotectin heterodimer, which plays roles in innate immunity and inflammation</w:t>
+      </w:r>
+      <w:r>
+        <w:t xml:space="preserve"> </w:t>
+      </w:r>
+      <w:r>
+        <w:t xml:space="preserve">. S100A8/A9 act as Ca</w:t>
+      </w:r>
+      <m:oMath>
+        <m:sSup>
+          <m:e>
+            <m:r>
+              <m:t>​</m:t>
+            </m:r>
+          </m:e>
+          <m:sup>
+            <m:r>
+              <m:t>2</m:t>
+            </m:r>
+            <m:r>
+              <m:rPr>
+                <m:sty m:val="p"/>
+              </m:rPr>
+              <m:t>+</m:t>
+            </m:r>
+          </m:sup>
+        </m:sSup>
+      </m:oMath>
+      <w:r>
+        <w:t xml:space="preserve"> </w:t>
+      </w:r>
+      <w:r>
+        <w:t xml:space="preserve">sensors in neutrophils and monocytes</w:t>
+      </w:r>
+      <w:r>
+        <w:t xml:space="preserve"> </w:t>
+      </w:r>
+      <w:r>
+        <w:t xml:space="preserve">; their suppression may reflect the anti-inflammatory environment of microgravity or altered calcium signaling.</w:t>
       </w:r>
     </w:p>
     <w:bookmarkEnd w:id="63"/>
@@ -3804,7 +3836,7 @@
         <w:pStyle w:val="FirstParagraph"/>
       </w:pPr>
       <w:r>
-        <w:t xml:space="preserve">This study demonstrates that spaceflight alters the expression of mineral homeostasis genes, with copper-dependent enzymes, magnesium-binding S100 proteins, and calcium/potassium channels showing the most consistent dysregulation. Mineral-pathway gene expression predicts serum potassium and sodium levels, suggesting that transcriptomic signatures of mineral homeostasis carry physiologically meaningful information. The lack of cross-species concordance between astronaut blood and rodent liver highlights the need for human-specific data in spaceflight mineral research. These findings provide a foundation for developing mineral-status biomarkers and nutritional countermeasures for long-duration spaceflight.</w:t>
+        <w:t xml:space="preserve">This study demonstrates that spaceflight alters the expression of mineral homeostasis genes, with copper-dependent enzymes, calcium-binding S100 proteins, and calcium/potassium channels showing the most consistent dysregulation. Mineral-pathway gene expression predicts serum potassium and sodium levels, suggesting that transcriptomic signatures of mineral homeostasis carry physiologically meaningful information. The lack of cross-species concordance between astronaut blood and rodent liver highlights the need for human-specific data in spaceflight mineral research. These findings provide a foundation for developing mineral-status biomarkers and nutritional countermeasures for long-duration spaceflight.</w:t>
       </w:r>
     </w:p>
     <w:bookmarkEnd w:id="70"/>

--- a/manuscript/mineral_pathway_spaceflight.docx
+++ b/manuscript/mineral_pathway_spaceflight.docx
@@ -924,7 +924,7 @@
               <w:jc w:val="right"/>
             </w:pPr>
             <w:r>
-              <w:t xml:space="preserve">81</w:t>
+              <w:t xml:space="preserve">86</w:t>
             </w:r>
           </w:p>
         </w:tc>
@@ -1080,7 +1080,7 @@
               <w:jc w:val="right"/>
             </w:pPr>
             <w:r>
-              <w:t xml:space="preserve">19</w:t>
+              <w:t xml:space="preserve">14</w:t>
             </w:r>
           </w:p>
         </w:tc>
